--- a/human/tasks/W-01/summary.docx
+++ b/human/tasks/W-01/summary.docx
@@ -125,7 +125,7 @@
     </w:p>
     <w:p>
       <w:r>
-        <w:t>U12-07已签收原件仍有旧RQ1、有序门句式与八题描述，本轮不改签署；当前W-01明确隔离旧写法，轮到该包时需新候选修订。文献截至2026-08-06，不伪造新检索日期。</w:t>
+        <w:t>2026-09-29 U12-07旧RQ/门序/八题原稿已归档，当前方法、11表和解释规则修订，W-01实际入口已改；新规格非论文正文，独立和真人新签收仍待完成。文献截至2026-08-06，不伪造新检索日期。</w:t>
       </w:r>
     </w:p>
     <w:p>
@@ -171,7 +171,7 @@
     </w:p>
     <w:p>
       <w:r>
-        <w:t>W-02依赖W-01|A-06|U12-07；核心写作不等A-04。U12-07旧RQ/句式需要新候选，签名不转移；A-06供实际范围、锁库和主张—结果—图表关联，W-03再消费同一证据。</w:t>
+        <w:t>W-02依赖W-01|A-06|U12-07；核心写作不等A-04。U12-07当前规格已修，待新复核而不转移签名；A-06供实际范围、锁库和主张—结果—图表关联，W-03再消费同一证据。</w:t>
       </w:r>
     </w:p>
     <w:p>
@@ -212,7 +212,7 @@
     </w:p>
     <w:p>
       <w:r>
-        <w:t>规范化33/71，剩余38，下一I-01。当前总结与串联Word用于检查跨包偏离；业务DONE范围不变，总体任务整理和根目录双层迁移仍未完成。</w:t>
+        <w:t>本包初次整理为第33包；2026-09-29随U12-07修订消费者，总进度66/71，余5，下一U12-08。业务DONE范围不变，总体整理和根目录双层迁移仍未完成。</w:t>
       </w:r>
     </w:p>
     <w:p>

--- a/human/tasks/W-01/summary.docx
+++ b/human/tasks/W-01/summary.docx
@@ -212,7 +212,12 @@
     </w:p>
     <w:p>
       <w:r>
-        <w:t>本包初次整理为第33包；2026-09-29随U12-07修订消费者，总进度66/71，余5，下一U12-08。业务DONE范围不变，总体整理和根目录双层迁移仍未完成。</w:t>
+        <w:t>规范化71/71包、根目录迁移19/19项完成；每包Word由Agent源生成。</w:t>
+      </w:r>
+    </w:p>
+    <w:p>
+      <w:r>
+        <w:t>业务状态DONE，原签收与未交付项不变；后续按注册表和实际依赖推进。</w:t>
       </w:r>
     </w:p>
     <w:p>
